--- a/Link Budget/Radio Link Budgets(s).docx
+++ b/Link Budget/Radio Link Budgets(s).docx
@@ -49,18 +49,19 @@
               <w:keepNext w:val="false"/>
               <w:keepLines w:val="false"/>
               <w:widowControl w:val="false"/>
-              <w:pBdr/>
               <w:shd w:val="clear" w:fill="auto"/>
               <w:spacing w:lineRule="auto" w:line="240" w:before="0" w:after="0"/>
               <w:ind w:hanging="0" w:left="0" w:right="0"/>
               <w:jc w:val="center"/>
               <w:rPr>
-                <w:sz w:val="24"/>
-                <w:szCs w:val="24"/>
-              </w:rPr>
-            </w:pPr>
-            <w:r>
-              <w:rPr>
+                <w:b/>
+                <w:bCs/>
+              </w:rPr>
+            </w:pPr>
+            <w:r>
+              <w:rPr>
+                <w:b/>
+                <w:bCs/>
                 <w:sz w:val="24"/>
                 <w:szCs w:val="24"/>
               </w:rPr>
@@ -85,18 +86,19 @@
               <w:keepNext w:val="false"/>
               <w:keepLines w:val="false"/>
               <w:widowControl w:val="false"/>
-              <w:pBdr/>
               <w:shd w:val="clear" w:fill="auto"/>
               <w:spacing w:lineRule="auto" w:line="240" w:before="0" w:after="0"/>
               <w:ind w:hanging="0" w:left="0" w:right="0"/>
               <w:jc w:val="center"/>
               <w:rPr>
-                <w:sz w:val="24"/>
-                <w:szCs w:val="24"/>
-              </w:rPr>
-            </w:pPr>
-            <w:r>
-              <w:rPr>
+                <w:b/>
+                <w:bCs/>
+              </w:rPr>
+            </w:pPr>
+            <w:r>
+              <w:rPr>
+                <w:b/>
+                <w:bCs/>
                 <w:sz w:val="24"/>
                 <w:szCs w:val="24"/>
               </w:rPr>
@@ -1107,7 +1109,9 @@
         </w:tc>
       </w:tr>
       <w:tr>
-        <w:trPr/>
+        <w:trPr>
+          <w:trHeight w:val="453" w:hRule="atLeast"/>
+        </w:trPr>
         <w:tc>
           <w:tcPr>
             <w:tcW w:w="4680" w:type="dxa"/>
@@ -1252,6 +1256,7 @@
     <w:qFormat/>
     <w:pPr>
       <w:widowControl/>
+      <w:suppressAutoHyphens w:val="true"/>
       <w:bidi w:val="0"/>
       <w:spacing w:lineRule="auto" w:line="276" w:before="0" w:after="0"/>
       <w:jc w:val="left"/>
@@ -1434,6 +1439,7 @@
     <w:qFormat/>
     <w:pPr>
       <w:widowControl/>
+      <w:suppressAutoHyphens w:val="true"/>
       <w:bidi w:val="0"/>
       <w:spacing w:lineRule="auto" w:line="276" w:before="0" w:after="0"/>
       <w:jc w:val="left"/>

--- a/Link Budget/Radio Link Budgets(s).docx
+++ b/Link Budget/Radio Link Budgets(s).docx
@@ -2,6 +2,39 @@
 <file path=word/document.xml><?xml version="1.0" encoding="utf-8"?>
 <w:document xmlns:o="urn:schemas-microsoft-com:office:office" xmlns:r="http://schemas.openxmlformats.org/officeDocument/2006/relationships" xmlns:v="urn:schemas-microsoft-com:vml" xmlns:w="http://schemas.openxmlformats.org/wordprocessingml/2006/main" xmlns:w10="urn:schemas-microsoft-com:office:word" xmlns:wp="http://schemas.openxmlformats.org/drawingml/2006/wordprocessingDrawing" xmlns:wps="http://schemas.microsoft.com/office/word/2010/wordprocessingShape" xmlns:wpg="http://schemas.microsoft.com/office/word/2010/wordprocessingGroup" xmlns:mc="http://schemas.openxmlformats.org/markup-compatibility/2006" xmlns:wp14="http://schemas.microsoft.com/office/word/2010/wordprocessingDrawing" xmlns:w14="http://schemas.microsoft.com/office/word/2010/wordml" xmlns:w15="http://schemas.microsoft.com/office/word/2012/wordml" mc:Ignorable="w14 wp14 w15">
   <w:body>
+    <w:p>
+      <w:pPr>
+        <w:pStyle w:val="normal1"/>
+        <w:rPr/>
+      </w:pPr>
+      <w:r>
+        <w:rPr/>
+      </w:r>
+    </w:p>
+    <w:p>
+      <w:pPr>
+        <w:pStyle w:val="normal1"/>
+        <w:rPr>
+          <w:b/>
+          <w:bCs/>
+          <w:sz w:val="28"/>
+          <w:szCs w:val="28"/>
+        </w:rPr>
+      </w:pPr>
+      <w:r>
+        <w:rPr>
+          <w:b/>
+          <w:bCs/>
+          <w:sz w:val="28"/>
+          <w:szCs w:val="28"/>
+        </w:rPr>
+        <w:tab/>
+        <w:tab/>
+        <w:tab/>
+        <w:tab/>
+        <w:t>Radio Link Budget</w:t>
+      </w:r>
+    </w:p>
     <w:p>
       <w:pPr>
         <w:pStyle w:val="normal1"/>

--- a/Link Budget/Radio Link Budgets(s).docx
+++ b/Link Budget/Radio Link Budgets(s).docx
@@ -408,7 +408,35 @@
                 <w:sz w:val="24"/>
                 <w:szCs w:val="24"/>
               </w:rPr>
-              <w:t>437.5 MHz</w:t>
+              <w:t>43</w:t>
+            </w:r>
+            <w:r>
+              <w:rPr>
+                <w:sz w:val="24"/>
+                <w:szCs w:val="24"/>
+              </w:rPr>
+              <w:t>6</w:t>
+            </w:r>
+            <w:r>
+              <w:rPr>
+                <w:sz w:val="24"/>
+                <w:szCs w:val="24"/>
+              </w:rPr>
+              <w:t>.</w:t>
+            </w:r>
+            <w:r>
+              <w:rPr>
+                <w:sz w:val="24"/>
+                <w:szCs w:val="24"/>
+              </w:rPr>
+              <w:t>6</w:t>
+            </w:r>
+            <w:r>
+              <w:rPr>
+                <w:sz w:val="24"/>
+                <w:szCs w:val="24"/>
+              </w:rPr>
+              <w:t xml:space="preserve"> MHz</w:t>
             </w:r>
           </w:p>
         </w:tc>
